--- a/TestWord_1/F_ТИПОВИЙ ДОГОВІР ЦИРК ГО УААСП.docx
+++ b/TestWord_1/F_ТИПОВИЙ ДОГОВІР ЦИРК ГО УААСП.docx
@@ -74,6 +74,7 @@
           <w15:appearance w15:val="tags"/>
           <w:text/>
         </w:sdtPr>
+        <w:sdtEndPr/>
         <w:sdtContent>
           <w:r>
             <w:rPr>
@@ -99,7 +100,7 @@
     <w:p>
       <w:pPr>
         <w:ind w:right="-1"/>
-        <w:jc w:val="both"/>
+        <w:jc w:val="center"/>
         <w:rPr>
           <w:bCs w:val="0"/>
           <w:sz w:val="20"/>
@@ -149,7 +150,7 @@
           <w:sz w:val="20"/>
           <w:szCs w:val="20"/>
         </w:rPr>
-        <w:t xml:space="preserve">                                                                              </w:t>
+        <w:t xml:space="preserve">                                                                             </w:t>
       </w:r>
       <w:r>
         <w:rPr>
@@ -161,14 +162,23 @@
         <w:t xml:space="preserve">  </w:t>
       </w:r>
       <w:bookmarkStart w:id="1" w:name="_Hlk3207954"/>
+      <w:r>
+        <w:rPr>
+          <w:bCs w:val="0"/>
+          <w:sz w:val="20"/>
+          <w:szCs w:val="20"/>
+          <w:lang w:val="uk-UA"/>
+        </w:rPr>
+        <w:t xml:space="preserve">    </w:t>
+      </w:r>
       <w:sdt>
         <w:sdtPr>
           <w:rPr>
             <w:sz w:val="20"/>
             <w:szCs w:val="20"/>
           </w:rPr>
-          <w:alias w:val="docDateC"/>
-          <w:tag w:val="docDateC"/>
+          <w:alias w:val="docDate"/>
+          <w:tag w:val="docDate"/>
           <w:id w:val="-1392730580"/>
           <w:placeholder>
             <w:docPart w:val="CD37C19EB3AB4FC092A0CC826E283459"/>
@@ -177,10 +187,12 @@
           <w15:appearance w15:val="tags"/>
           <w:text/>
         </w:sdtPr>
+        <w:sdtEndPr/>
         <w:sdtContent>
           <w:r>
             <w:rPr>
               <w:rStyle w:val="af1"/>
+              <w:lang w:val="uk-UA"/>
             </w:rPr>
             <w:t>Место для ввода текста.</w:t>
           </w:r>
@@ -400,6 +412,7 @@
           <w15:appearance w15:val="tags"/>
           <w:text/>
         </w:sdtPr>
+        <w:sdtEndPr/>
         <w:sdtContent>
           <w:r>
             <w:rPr>
@@ -411,6 +424,11 @@
         </w:sdtContent>
       </w:sdt>
       <w:r>
+        <w:rPr>
+          <w:bCs w:val="0"/>
+          <w:sz w:val="20"/>
+          <w:szCs w:val="20"/>
+        </w:rPr>
         <w:t xml:space="preserve"> </w:t>
       </w:r>
       <w:sdt>
@@ -430,6 +448,7 @@
           <w15:appearance w15:val="tags"/>
           <w:text/>
         </w:sdtPr>
+        <w:sdtEndPr/>
         <w:sdtContent>
           <w:r>
             <w:rPr>
@@ -441,6 +460,11 @@
         </w:sdtContent>
       </w:sdt>
       <w:r>
+        <w:rPr>
+          <w:bCs w:val="0"/>
+          <w:sz w:val="20"/>
+          <w:szCs w:val="20"/>
+        </w:rPr>
         <w:t xml:space="preserve"> </w:t>
       </w:r>
       <w:r>
@@ -481,6 +505,13 @@
           <w:szCs w:val="20"/>
         </w:rPr>
         <w:t>)</w:t>
+      </w:r>
+      <w:r>
+        <w:rPr>
+          <w:sz w:val="20"/>
+          <w:szCs w:val="20"/>
+        </w:rPr>
+        <w:t>,</w:t>
       </w:r>
       <w:r>
         <w:t xml:space="preserve"> </w:t>
@@ -503,6 +534,7 @@
           <w15:appearance w15:val="tags"/>
           <w:text/>
         </w:sdtPr>
+        <w:sdtEndPr/>
         <w:sdtContent>
           <w:r>
             <w:rPr>
@@ -513,6 +545,15 @@
           </w:r>
         </w:sdtContent>
       </w:sdt>
+      <w:r>
+        <w:rPr>
+          <w:b w:val="0"/>
+          <w:bCs w:val="0"/>
+          <w:sz w:val="20"/>
+          <w:szCs w:val="20"/>
+        </w:rPr>
+        <w:t xml:space="preserve"> </w:t>
+      </w:r>
       <w:sdt>
         <w:sdtPr>
           <w:rPr>
@@ -530,6 +571,7 @@
           <w15:appearance w15:val="tags"/>
           <w:text/>
         </w:sdtPr>
+        <w:sdtEndPr/>
         <w:sdtContent>
           <w:r>
             <w:rPr>
@@ -542,7 +584,7 @@
         </w:sdtContent>
       </w:sdt>
       <w:r>
-        <w:t xml:space="preserve">, </w:t>
+        <w:t xml:space="preserve"> </w:t>
       </w:r>
       <w:sdt>
         <w:sdtPr>
@@ -562,6 +604,7 @@
           <w15:appearance w15:val="tags"/>
           <w:text/>
         </w:sdtPr>
+        <w:sdtEndPr/>
         <w:sdtContent>
           <w:r>
             <w:rPr>
@@ -589,6 +632,7 @@
           <w15:appearance w15:val="tags"/>
           <w:text/>
         </w:sdtPr>
+        <w:sdtEndPr/>
         <w:sdtContent>
           <w:r>
             <w:rPr>
@@ -602,13 +646,11 @@
       </w:sdt>
       <w:r>
         <w:rPr>
-          <w:b w:val="0"/>
           <w:bCs w:val="0"/>
           <w:sz w:val="20"/>
           <w:szCs w:val="20"/>
-          <w:lang w:val="uk-UA"/>
-        </w:rPr>
-        <w:t xml:space="preserve">, </w:t>
+        </w:rPr>
+        <w:t xml:space="preserve"> </w:t>
       </w:r>
       <w:r>
         <w:rPr>
@@ -998,7 +1040,7 @@
           <w:szCs w:val="20"/>
           <w:lang w:val="uk-UA"/>
         </w:rPr>
-        <w:t xml:space="preserve">              </w:t>
+        <w:t xml:space="preserve"> </w:t>
       </w:r>
       <w:r>
         <w:rPr>
@@ -1079,10 +1121,13 @@
         <w:t xml:space="preserve">музичні твори з текстом або без тексту, що </w:t>
       </w:r>
       <w:r>
-        <w:t xml:space="preserve">входять до каталогу </w:t>
-      </w:r>
-      <w:r>
-        <w:t xml:space="preserve">                </w:t>
+        <w:t>входять до каталогу</w:t>
+      </w:r>
+      <w:r>
+        <w:rPr>
+          <w:lang w:val="ru-RU"/>
+        </w:rPr>
+        <w:t xml:space="preserve"> </w:t>
       </w:r>
       <w:r>
         <w:t>ГО УААСП</w:t>
@@ -1246,119 +1291,282 @@
         <w:t xml:space="preserve"> </w:t>
       </w:r>
     </w:p>
-    <w:p>
-      <w:pPr>
-        <w:pStyle w:val="a3"/>
-        <w:spacing w:line="276" w:lineRule="auto"/>
-        <w:ind w:right="0" w:firstLine="360"/>
-        <w:rPr>
-          <w:sz w:val="20"/>
-          <w:szCs w:val="20"/>
-        </w:rPr>
-      </w:pPr>
-      <w:r>
-        <w:rPr>
-          <w:b/>
-          <w:bCs/>
-          <w:sz w:val="20"/>
-          <w:szCs w:val="20"/>
-          <w:highlight w:val="yellow"/>
-          <w:u w:val="single"/>
-        </w:rPr>
-        <w:t>__________________________________________________</w:t>
-      </w:r>
-      <w:r>
-        <w:rPr>
-          <w:b/>
-          <w:bCs/>
-          <w:sz w:val="20"/>
-          <w:szCs w:val="20"/>
-          <w:highlight w:val="yellow"/>
-        </w:rPr>
-        <w:t xml:space="preserve"> </w:t>
-      </w:r>
-      <w:r>
-        <w:rPr>
-          <w:sz w:val="20"/>
-          <w:szCs w:val="20"/>
-          <w:highlight w:val="yellow"/>
-        </w:rPr>
-        <w:t>(далі – Цирк),  що має</w:t>
-      </w:r>
-      <w:r>
-        <w:rPr>
-          <w:sz w:val="20"/>
-          <w:szCs w:val="20"/>
-          <w:highlight w:val="yellow"/>
-        </w:rPr>
-        <w:t>________________</w:t>
-      </w:r>
-      <w:r>
-        <w:rPr>
-          <w:sz w:val="20"/>
-          <w:szCs w:val="20"/>
-          <w:highlight w:val="yellow"/>
-        </w:rPr>
-        <w:t xml:space="preserve"> посад</w:t>
-      </w:r>
-      <w:r>
-        <w:rPr>
-          <w:sz w:val="20"/>
-          <w:szCs w:val="20"/>
-          <w:highlight w:val="yellow"/>
-        </w:rPr>
-        <w:t>ков</w:t>
-      </w:r>
-      <w:r>
-        <w:rPr>
-          <w:sz w:val="20"/>
-          <w:szCs w:val="20"/>
-          <w:highlight w:val="yellow"/>
-        </w:rPr>
-        <w:t>их місць, розташованого</w:t>
-      </w:r>
-      <w:r>
-        <w:rPr>
-          <w:sz w:val="20"/>
-          <w:szCs w:val="20"/>
-          <w:highlight w:val="yellow"/>
-        </w:rPr>
-        <w:t xml:space="preserve"> на території України</w:t>
-      </w:r>
-      <w:r>
-        <w:rPr>
-          <w:sz w:val="20"/>
-          <w:szCs w:val="20"/>
-          <w:highlight w:val="yellow"/>
-        </w:rPr>
-        <w:t xml:space="preserve"> за адресою: </w:t>
-      </w:r>
-      <w:r>
-        <w:rPr>
-          <w:b/>
-          <w:sz w:val="20"/>
-          <w:szCs w:val="20"/>
-          <w:highlight w:val="yellow"/>
-          <w:u w:val="single"/>
-        </w:rPr>
-        <w:t>__________________________________________________</w:t>
-      </w:r>
-      <w:r>
-        <w:rPr>
-          <w:sz w:val="20"/>
-          <w:szCs w:val="20"/>
-          <w:highlight w:val="yellow"/>
-        </w:rPr>
-        <w:t>,</w:t>
-      </w:r>
-      <w:r>
-        <w:rPr>
-          <w:sz w:val="20"/>
-          <w:szCs w:val="20"/>
-        </w:rPr>
-        <w:t xml:space="preserve"> </w:t>
-      </w:r>
-    </w:p>
+    <w:sdt>
+      <w:sdtPr>
+        <w:rPr>
+          <w:sz w:val="20"/>
+          <w:szCs w:val="20"/>
+        </w:rPr>
+        <w:alias w:val="TablePL1"/>
+        <w:tag w:val="TablePL1"/>
+        <w:id w:val="-130475104"/>
+        <w:placeholder>
+          <w:docPart w:val="DefaultPlaceholder_-1854013436"/>
+        </w:placeholder>
+        <w15:appearance w15:val="tags"/>
+        <w:docPartList>
+          <w:docPartGallery w:val="Tables"/>
+        </w:docPartList>
+      </w:sdtPr>
+      <w:sdtContent>
+        <w:p>
+          <w:pPr>
+            <w:pStyle w:val="a3"/>
+            <w:spacing w:line="276" w:lineRule="auto"/>
+            <w:ind w:right="0" w:firstLine="360"/>
+            <w:rPr>
+              <w:sz w:val="20"/>
+              <w:szCs w:val="20"/>
+            </w:rPr>
+          </w:pPr>
+        </w:p>
+        <w:tbl>
+          <w:tblPr>
+            <w:tblW w:w="10519" w:type="dxa"/>
+            <w:tblInd w:w="108" w:type="dxa"/>
+            <w:tblBorders>
+              <w:top w:val="single" w:sz="4" w:space="0" w:color="auto"/>
+              <w:left w:val="single" w:sz="4" w:space="0" w:color="auto"/>
+              <w:bottom w:val="single" w:sz="4" w:space="0" w:color="auto"/>
+              <w:right w:val="single" w:sz="4" w:space="0" w:color="auto"/>
+              <w:insideH w:val="single" w:sz="4" w:space="0" w:color="auto"/>
+              <w:insideV w:val="single" w:sz="4" w:space="0" w:color="auto"/>
+            </w:tblBorders>
+            <w:tblLook w:val="01E0" w:firstRow="1" w:lastRow="1" w:firstColumn="1" w:lastColumn="1" w:noHBand="0" w:noVBand="0"/>
+          </w:tblPr>
+          <w:tblGrid>
+            <w:gridCol w:w="745"/>
+            <w:gridCol w:w="2897"/>
+            <w:gridCol w:w="5601"/>
+            <w:gridCol w:w="1276"/>
+          </w:tblGrid>
+          <w:tr>
+            <w:trPr>
+              <w:trHeight w:val="494"/>
+            </w:trPr>
+            <w:tc>
+              <w:tcPr>
+                <w:tcW w:w="745" w:type="dxa"/>
+                <w:tcBorders>
+                  <w:top w:val="single" w:sz="4" w:space="0" w:color="auto"/>
+                  <w:left w:val="single" w:sz="4" w:space="0" w:color="auto"/>
+                  <w:bottom w:val="single" w:sz="4" w:space="0" w:color="auto"/>
+                  <w:right w:val="single" w:sz="4" w:space="0" w:color="auto"/>
+                </w:tcBorders>
+                <w:vAlign w:val="center"/>
+                <w:hideMark/>
+              </w:tcPr>
+              <w:p>
+                <w:pPr>
+                  <w:pStyle w:val="a3"/>
+                  <w:ind w:right="0"/>
+                  <w:jc w:val="center"/>
+                  <w:rPr>
+                    <w:sz w:val="20"/>
+                    <w:szCs w:val="20"/>
+                  </w:rPr>
+                </w:pPr>
+                <w:r>
+                  <w:rPr>
+                    <w:b/>
+                    <w:bCs/>
+                    <w:sz w:val="20"/>
+                    <w:szCs w:val="20"/>
+                  </w:rPr>
+                  <w:t>№ з/п</w:t>
+                </w:r>
+              </w:p>
+            </w:tc>
+            <w:tc>
+              <w:tcPr>
+                <w:tcW w:w="2897" w:type="dxa"/>
+                <w:tcBorders>
+                  <w:top w:val="single" w:sz="4" w:space="0" w:color="auto"/>
+                  <w:left w:val="single" w:sz="4" w:space="0" w:color="auto"/>
+                  <w:bottom w:val="single" w:sz="4" w:space="0" w:color="auto"/>
+                  <w:right w:val="single" w:sz="4" w:space="0" w:color="auto"/>
+                </w:tcBorders>
+                <w:vAlign w:val="center"/>
+              </w:tcPr>
+              <w:p>
+                <w:pPr>
+                  <w:jc w:val="center"/>
+                  <w:rPr>
+                    <w:b w:val="0"/>
+                    <w:sz w:val="20"/>
+                    <w:szCs w:val="20"/>
+                    <w:lang w:val="uk-UA"/>
+                  </w:rPr>
+                </w:pPr>
+                <w:r>
+                  <w:rPr>
+                    <w:sz w:val="20"/>
+                    <w:szCs w:val="20"/>
+                    <w:lang w:val="uk-UA"/>
+                  </w:rPr>
+                  <w:t>Найменування</w:t>
+                </w:r>
+              </w:p>
+              <w:p>
+                <w:pPr>
+                  <w:jc w:val="center"/>
+                  <w:rPr>
+                    <w:b w:val="0"/>
+                    <w:sz w:val="20"/>
+                    <w:szCs w:val="20"/>
+                    <w:lang w:val="uk-UA"/>
+                  </w:rPr>
+                </w:pPr>
+                <w:r>
+                  <w:rPr>
+                    <w:sz w:val="20"/>
+                    <w:szCs w:val="20"/>
+                    <w:lang w:val="uk-UA"/>
+                  </w:rPr>
+                  <w:t>цирку</w:t>
+                </w:r>
+              </w:p>
+            </w:tc>
+            <w:tc>
+              <w:tcPr>
+                <w:tcW w:w="5601" w:type="dxa"/>
+                <w:tcBorders>
+                  <w:top w:val="single" w:sz="4" w:space="0" w:color="auto"/>
+                  <w:left w:val="single" w:sz="4" w:space="0" w:color="auto"/>
+                  <w:bottom w:val="single" w:sz="4" w:space="0" w:color="auto"/>
+                  <w:right w:val="single" w:sz="4" w:space="0" w:color="auto"/>
+                </w:tcBorders>
+                <w:vAlign w:val="center"/>
+                <w:hideMark/>
+              </w:tcPr>
+              <w:p>
+                <w:pPr>
+                  <w:jc w:val="center"/>
+                  <w:rPr>
+                    <w:b w:val="0"/>
+                    <w:sz w:val="20"/>
+                    <w:szCs w:val="20"/>
+                    <w:lang w:val="uk-UA"/>
+                  </w:rPr>
+                </w:pPr>
+                <w:r>
+                  <w:rPr>
+                    <w:sz w:val="20"/>
+                    <w:szCs w:val="20"/>
+                    <w:lang w:val="uk-UA"/>
+                  </w:rPr>
+                  <w:t>Фактична адреса цирку:</w:t>
+                </w:r>
+              </w:p>
+              <w:p>
+                <w:pPr>
+                  <w:pStyle w:val="a3"/>
+                  <w:ind w:right="0"/>
+                  <w:jc w:val="center"/>
+                  <w:rPr>
+                    <w:sz w:val="20"/>
+                    <w:szCs w:val="20"/>
+                  </w:rPr>
+                </w:pPr>
+                <w:r>
+                  <w:rPr>
+                    <w:sz w:val="20"/>
+                    <w:szCs w:val="20"/>
+                  </w:rPr>
+                  <w:t>(</w:t>
+                </w:r>
+                <w:r>
+                  <w:rPr>
+                    <w:i/>
+                    <w:sz w:val="20"/>
+                    <w:szCs w:val="20"/>
+                  </w:rPr>
+                  <w:t>назва області, міста (селища або села), вулиця, № будинку тощо на території України</w:t>
+                </w:r>
+                <w:r>
+                  <w:rPr>
+                    <w:sz w:val="20"/>
+                    <w:szCs w:val="20"/>
+                  </w:rPr>
+                  <w:t>)</w:t>
+                </w:r>
+              </w:p>
+            </w:tc>
+            <w:tc>
+              <w:tcPr>
+                <w:tcW w:w="1276" w:type="dxa"/>
+                <w:tcBorders>
+                  <w:top w:val="single" w:sz="4" w:space="0" w:color="auto"/>
+                  <w:left w:val="single" w:sz="4" w:space="0" w:color="auto"/>
+                  <w:bottom w:val="single" w:sz="4" w:space="0" w:color="auto"/>
+                  <w:right w:val="single" w:sz="4" w:space="0" w:color="auto"/>
+                </w:tcBorders>
+                <w:vAlign w:val="center"/>
+                <w:hideMark/>
+              </w:tcPr>
+              <w:p>
+                <w:pPr>
+                  <w:pStyle w:val="a3"/>
+                  <w:ind w:right="0"/>
+                  <w:jc w:val="center"/>
+                  <w:rPr>
+                    <w:b/>
+                    <w:i/>
+                    <w:sz w:val="20"/>
+                    <w:szCs w:val="20"/>
+                  </w:rPr>
+                </w:pPr>
+                <w:r>
+                  <w:rPr>
+                    <w:b/>
+                    <w:sz w:val="20"/>
+                    <w:szCs w:val="20"/>
+                  </w:rPr>
+                  <w:t xml:space="preserve">Кількість посадкових місць </w:t>
+                </w:r>
+                <w:r>
+                  <w:rPr>
+                    <w:i/>
+                    <w:sz w:val="20"/>
+                    <w:szCs w:val="20"/>
+                  </w:rPr>
+                  <w:t>(</w:t>
+                </w:r>
+                <w:proofErr w:type="spellStart"/>
+                <w:r>
+                  <w:rPr>
+                    <w:i/>
+                    <w:sz w:val="20"/>
+                    <w:szCs w:val="20"/>
+                  </w:rPr>
+                  <w:t>чол</w:t>
+                </w:r>
+                <w:proofErr w:type="spellEnd"/>
+                <w:r>
+                  <w:rPr>
+                    <w:i/>
+                    <w:sz w:val="20"/>
+                    <w:szCs w:val="20"/>
+                  </w:rPr>
+                  <w:t>.)</w:t>
+                </w:r>
+              </w:p>
+            </w:tc>
+          </w:tr>
+        </w:tbl>
+        <w:p>
+          <w:pPr>
+            <w:pStyle w:val="a3"/>
+            <w:spacing w:line="276" w:lineRule="auto"/>
+            <w:ind w:right="0" w:firstLine="360"/>
+            <w:rPr>
+              <w:sz w:val="20"/>
+              <w:szCs w:val="20"/>
+            </w:rPr>
+          </w:pPr>
+        </w:p>
+      </w:sdtContent>
+    </w:sdt>
     <w:p>
       <w:pPr>
         <w:pStyle w:val="a3"/>
@@ -1438,6 +1646,7 @@
           <w:sz w:val="20"/>
           <w:szCs w:val="20"/>
         </w:rPr>
+        <w:lastRenderedPageBreak/>
         <w:t xml:space="preserve">2.2. Користувач не має права передавати отримані за цим договором права третім особам (без права </w:t>
       </w:r>
       <w:proofErr w:type="spellStart"/>
@@ -1521,7 +1730,6 @@
           <w:sz w:val="20"/>
           <w:szCs w:val="20"/>
         </w:rPr>
-        <w:lastRenderedPageBreak/>
         <w:t xml:space="preserve">б) права виконавців, виробників фонограм, відеограм, організацій мовлення; </w:t>
       </w:r>
     </w:p>
@@ -2281,6 +2489,7 @@
           <w15:appearance w15:val="tags"/>
           <w:text/>
         </w:sdtPr>
+        <w:sdtEndPr/>
         <w:sdtContent>
           <w:r>
             <w:rPr>
@@ -2605,6 +2814,7 @@
           <w:sz w:val="20"/>
           <w:szCs w:val="20"/>
         </w:rPr>
+        <w:lastRenderedPageBreak/>
         <w:t>2.7. В разі невиконання Користувачем пункту 2.6.1</w:t>
       </w:r>
       <w:r>
@@ -2661,15 +2871,7 @@
           <w:sz w:val="20"/>
           <w:szCs w:val="20"/>
         </w:rPr>
-        <w:t xml:space="preserve"> </w:t>
-      </w:r>
-      <w:r>
-        <w:rPr>
-          <w:sz w:val="20"/>
-          <w:szCs w:val="20"/>
-        </w:rPr>
-        <w:lastRenderedPageBreak/>
-        <w:t>При цьому</w:t>
+        <w:t xml:space="preserve"> При цьому</w:t>
       </w:r>
       <w:r>
         <w:rPr>
@@ -3781,6 +3983,7 @@
           <w:sz w:val="20"/>
           <w:szCs w:val="20"/>
         </w:rPr>
+        <w:lastRenderedPageBreak/>
         <w:t>4. Контроль і конфіденційність</w:t>
       </w:r>
     </w:p>
@@ -3821,17 +4024,7 @@
           <w:szCs w:val="20"/>
           <w:lang w:val="uk-UA"/>
         </w:rPr>
-        <w:t xml:space="preserve"> точний перелік використаних творів та документально підтверджуючі дані, на підставі яких здійснювався розрахунок сум авторської </w:t>
-      </w:r>
-      <w:r>
-        <w:rPr>
-          <w:b w:val="0"/>
-          <w:sz w:val="20"/>
-          <w:szCs w:val="20"/>
-          <w:lang w:val="uk-UA"/>
-        </w:rPr>
-        <w:lastRenderedPageBreak/>
-        <w:t xml:space="preserve">винагороди, для огляду їх на місці знаходження Користувача та/або надати </w:t>
+        <w:t xml:space="preserve"> точний перелік використаних творів та документально підтверджуючі дані, на підставі яких здійснювався розрахунок сум авторської винагороди, для огляду їх на місці знаходження Користувача та/або надати </w:t>
       </w:r>
       <w:r>
         <w:rPr>
@@ -4034,16 +4227,17 @@
           <w:sz w:val="20"/>
           <w:szCs w:val="20"/>
         </w:rPr>
-        <w:t xml:space="preserve">до </w:t>
-      </w:r>
-      <w:r>
-        <w:rPr>
-          <w:sz w:val="20"/>
-          <w:szCs w:val="20"/>
+        <w:t>до</w:t>
+      </w:r>
+      <w:bookmarkStart w:id="3" w:name="_Hlk3207534"/>
+      <w:r>
+        <w:rPr>
+          <w:sz w:val="20"/>
+          <w:szCs w:val="20"/>
+          <w:lang w:val="ru-RU"/>
         </w:rPr>
         <w:t xml:space="preserve"> </w:t>
       </w:r>
-      <w:bookmarkStart w:id="3" w:name="_Hlk3207534"/>
       <w:sdt>
         <w:sdtPr>
           <w:rPr>
@@ -4051,8 +4245,8 @@
             <w:sz w:val="20"/>
             <w:szCs w:val="20"/>
           </w:rPr>
-          <w:alias w:val="docDateEndC"/>
-          <w:tag w:val="docDateEndC"/>
+          <w:alias w:val="docDateEnd"/>
+          <w:tag w:val="docDateEnd"/>
           <w:id w:val="1553884469"/>
           <w:placeholder>
             <w:docPart w:val="5C8ED8E5AFF343CB93590548318B01E9"/>
@@ -4061,6 +4255,7 @@
           <w15:appearance w15:val="tags"/>
           <w:text/>
         </w:sdtPr>
+        <w:sdtEndPr/>
         <w:sdtContent>
           <w:r>
             <w:rPr>
@@ -4075,21 +4270,31 @@
         <w:rPr>
           <w:sz w:val="20"/>
           <w:szCs w:val="20"/>
+          <w:lang w:val="ru-RU"/>
         </w:rPr>
         <w:t xml:space="preserve"> </w:t>
       </w:r>
       <w:r>
         <w:rPr>
-          <w:sz w:val="20"/>
-          <w:szCs w:val="20"/>
-        </w:rPr>
-        <w:t>року. При цьому, всі зобов’язання Користувача, що виникли під час дії даного Договору, залишаються в силі до їх повного виконання</w:t>
-      </w:r>
-      <w:r>
-        <w:rPr>
-          <w:sz w:val="20"/>
-          <w:szCs w:val="20"/>
-          <w:highlight w:val="yellow"/>
+          <w:b/>
+          <w:sz w:val="20"/>
+          <w:szCs w:val="20"/>
+        </w:rPr>
+        <w:t>року</w:t>
+      </w:r>
+      <w:r>
+        <w:rPr>
+          <w:sz w:val="20"/>
+          <w:szCs w:val="20"/>
+        </w:rPr>
+        <w:t>. При цьому, всі зобов’язання Користувача, що виникли під час дії даного Договору, залишаються в силі до їх повного виконання</w:t>
+      </w:r>
+      <w:bookmarkStart w:id="4" w:name="_GoBack"/>
+      <w:bookmarkEnd w:id="4"/>
+      <w:r>
+        <w:rPr>
+          <w:sz w:val="20"/>
+          <w:szCs w:val="20"/>
         </w:rPr>
         <w:t>.</w:t>
       </w:r>
@@ -4097,7 +4302,6 @@
         <w:rPr>
           <w:sz w:val="20"/>
           <w:szCs w:val="20"/>
-          <w:highlight w:val="yellow"/>
         </w:rPr>
         <w:t xml:space="preserve"> Дія даного</w:t>
       </w:r>
@@ -4105,7 +4309,6 @@
         <w:rPr>
           <w:sz w:val="20"/>
           <w:szCs w:val="20"/>
-          <w:highlight w:val="yellow"/>
         </w:rPr>
         <w:t xml:space="preserve"> </w:t>
       </w:r>
@@ -4113,7 +4316,6 @@
         <w:rPr>
           <w:sz w:val="20"/>
           <w:szCs w:val="20"/>
-          <w:highlight w:val="yellow"/>
         </w:rPr>
         <w:t>Договору автоматично продовжується</w:t>
       </w:r>
@@ -4121,7 +4323,6 @@
         <w:rPr>
           <w:sz w:val="20"/>
           <w:szCs w:val="20"/>
-          <w:highlight w:val="yellow"/>
         </w:rPr>
         <w:t xml:space="preserve"> строком на 1 (один) рік – і так із року в рік</w:t>
       </w:r>
@@ -4129,7 +4330,6 @@
         <w:rPr>
           <w:sz w:val="20"/>
           <w:szCs w:val="20"/>
-          <w:highlight w:val="yellow"/>
         </w:rPr>
         <w:t>, якщо жодна зі Сторін не заперечить про це у письмовій формі за 30 (тридцять) календарних днів до дати закінчення строку дії/пролонгації даного Договору.</w:t>
       </w:r>
@@ -4492,15 +4692,8 @@
           <w:sz w:val="20"/>
           <w:szCs w:val="20"/>
         </w:rPr>
-        <w:t xml:space="preserve">7.1.Підписанням даного Договору суб’єкт персональних даних підтверджує свою згоду на обробку зазначених в даному Договорі персональних даних відповідно до Закону України «Про захист персональних даних» у базі персональних даних «Користувачі авторського права» з метою забезпечення адміністративно-правових, податкових відносин та відносин у сфері бухгалтерського обліку, з метою реалізації авторських прав правовласників об’єктів авторських прав відповідно до </w:t>
-      </w:r>
-      <w:r>
-        <w:rPr>
-          <w:sz w:val="20"/>
-          <w:szCs w:val="20"/>
-        </w:rPr>
         <w:lastRenderedPageBreak/>
-        <w:t xml:space="preserve">Господарського кодексу України, Цивільного кодексу України, Податкового кодексу України, Закону України «Про бухгалтерський облік та фінансову звітність», Закону України «Про банки і банківську діяльність», Закону України «Про авторське право і суміжні права», </w:t>
+        <w:t xml:space="preserve">7.1.Підписанням даного Договору суб’єкт персональних даних підтверджує свою згоду на обробку зазначених в даному Договорі персональних даних відповідно до Закону України «Про захист персональних даних» у базі персональних даних «Користувачі авторського права» з метою забезпечення адміністративно-правових, податкових відносин та відносин у сфері бухгалтерського обліку, з метою реалізації авторських прав правовласників об’єктів авторських прав відповідно до Господарського кодексу України, Цивільного кодексу України, Податкового кодексу України, Закону України «Про бухгалтерський облік та фінансову звітність», Закону України «Про банки і банківську діяльність», Закону України «Про авторське право і суміжні права», </w:t>
       </w:r>
       <w:r>
         <w:rPr>
@@ -5179,6 +5372,7 @@
                 <w:szCs w:val="16"/>
                 <w:lang w:val="uk-UA"/>
               </w:rPr>
+              <w:lastRenderedPageBreak/>
               <w:t>Громадська організація</w:t>
             </w:r>
           </w:p>
@@ -5715,6 +5909,7 @@
                 <w15:appearance w15:val="tags"/>
                 <w:text/>
               </w:sdtPr>
+              <w:sdtEndPr/>
               <w:sdtContent>
                 <w:r>
                   <w:rPr>
@@ -5779,6 +5974,7 @@
                 <w15:appearance w15:val="tags"/>
                 <w:text/>
               </w:sdtPr>
+              <w:sdtEndPr/>
               <w:sdtContent>
                 <w:r>
                   <w:rPr>
@@ -5825,6 +6021,7 @@
                 <w15:appearance w15:val="tags"/>
                 <w:text/>
               </w:sdtPr>
+              <w:sdtEndPr/>
               <w:sdtContent>
                 <w:r>
                   <w:rPr>
@@ -5872,6 +6069,7 @@
                 <w15:appearance w15:val="tags"/>
                 <w:text/>
               </w:sdtPr>
+              <w:sdtEndPr/>
               <w:sdtContent>
                 <w:r>
                   <w:rPr>
@@ -5928,6 +6126,7 @@
                 <w15:appearance w15:val="tags"/>
                 <w:text/>
               </w:sdtPr>
+              <w:sdtEndPr/>
               <w:sdtContent>
                 <w:r>
                   <w:rPr>
@@ -5954,8 +6153,23 @@
                 <w:szCs w:val="16"/>
                 <w:lang w:val="uk-UA"/>
               </w:rPr>
-              <w:lastRenderedPageBreak/>
-              <w:t>факс:_____________________________</w:t>
+              <w:t>факс:</w:t>
+            </w:r>
+            <w:r>
+              <w:rPr>
+                <w:sz w:val="16"/>
+                <w:szCs w:val="16"/>
+                <w:lang w:val="uk-UA"/>
+              </w:rPr>
+              <w:t xml:space="preserve"> </w:t>
+            </w:r>
+            <w:r>
+              <w:rPr>
+                <w:sz w:val="16"/>
+                <w:szCs w:val="16"/>
+                <w:lang w:val="uk-UA"/>
+              </w:rPr>
+              <w:t>_____________________________</w:t>
             </w:r>
           </w:p>
           <w:p>
@@ -5995,6 +6209,7 @@
                 <w15:appearance w15:val="tags"/>
                 <w:text/>
               </w:sdtPr>
+              <w:sdtEndPr/>
               <w:sdtContent>
                 <w:r>
                   <w:rPr>
@@ -6021,7 +6236,23 @@
                 <w:szCs w:val="16"/>
                 <w:lang w:val="uk-UA"/>
               </w:rPr>
-              <w:t xml:space="preserve">Банк </w:t>
+              <w:t>Банк</w:t>
+            </w:r>
+            <w:r>
+              <w:rPr>
+                <w:sz w:val="16"/>
+                <w:szCs w:val="16"/>
+                <w:lang w:val="uk-UA"/>
+              </w:rPr>
+              <w:t>:</w:t>
+            </w:r>
+            <w:r>
+              <w:rPr>
+                <w:sz w:val="16"/>
+                <w:szCs w:val="16"/>
+                <w:lang w:val="uk-UA"/>
+              </w:rPr>
+              <w:t xml:space="preserve"> </w:t>
             </w:r>
             <w:sdt>
               <w:sdtPr>
@@ -6042,6 +6273,7 @@
                 <w15:appearance w15:val="tags"/>
                 <w:text/>
               </w:sdtPr>
+              <w:sdtEndPr/>
               <w:sdtContent>
                 <w:r>
                   <w:rPr>
@@ -6089,6 +6321,7 @@
                 <w15:appearance w15:val="tags"/>
                 <w:text/>
               </w:sdtPr>
+              <w:sdtEndPr/>
               <w:sdtContent>
                 <w:r>
                   <w:rPr>
@@ -6136,6 +6369,7 @@
                 <w15:appearance w15:val="tags"/>
                 <w:text/>
               </w:sdtPr>
+              <w:sdtEndPr/>
               <w:sdtContent>
                 <w:r>
                   <w:rPr>
@@ -6173,20 +6407,22 @@
                   <w:szCs w:val="16"/>
                   <w:lang w:val="uk-UA"/>
                 </w:rPr>
-                <w:alias w:val="CstAcc"/>
-                <w:tag w:val="CstAcc"/>
-                <w:id w:val="1575388416"/>
+                <w:alias w:val="CstRegNumber"/>
+                <w:tag w:val="CstRegNumber"/>
+                <w:id w:val="-1794891208"/>
                 <w:placeholder>
-                  <w:docPart w:val="AD12FB5194F74AD3A43D896151648A20"/>
+                  <w:docPart w:val="7FA06ACD3D344B57B19B5BE6073B60A7"/>
                 </w:placeholder>
                 <w:showingPlcHdr/>
                 <w15:appearance w15:val="tags"/>
                 <w:text/>
               </w:sdtPr>
+              <w:sdtEndPr/>
               <w:sdtContent>
                 <w:r>
                   <w:rPr>
                     <w:rStyle w:val="af1"/>
+                    <w:lang w:val="uk-UA"/>
                   </w:rPr>
                   <w:t>Место для ввода текста.</w:t>
                 </w:r>
@@ -6194,11 +6430,96 @@
             </w:sdt>
             <w:r>
               <w:rPr>
+                <w:b w:val="0"/>
+                <w:bCs w:val="0"/>
                 <w:sz w:val="16"/>
                 <w:szCs w:val="16"/>
                 <w:lang w:val="uk-UA"/>
               </w:rPr>
-              <w:t xml:space="preserve"> від </w:t>
+              <w:t xml:space="preserve"> </w:t>
+            </w:r>
+            <w:r>
+              <w:rPr>
+                <w:b w:val="0"/>
+                <w:sz w:val="16"/>
+                <w:szCs w:val="16"/>
+                <w:lang w:val="uk-UA"/>
+              </w:rPr>
+              <w:t>від</w:t>
+            </w:r>
+            <w:r>
+              <w:rPr>
+                <w:b w:val="0"/>
+                <w:sz w:val="16"/>
+                <w:szCs w:val="16"/>
+                <w:lang w:val="uk-UA"/>
+              </w:rPr>
+              <w:t xml:space="preserve"> </w:t>
+            </w:r>
+            <w:sdt>
+              <w:sdtPr>
+                <w:rPr>
+                  <w:b w:val="0"/>
+                  <w:sz w:val="16"/>
+                  <w:szCs w:val="16"/>
+                  <w:lang w:val="uk-UA"/>
+                </w:rPr>
+                <w:alias w:val="CstRegData"/>
+                <w:tag w:val="CstRegData"/>
+                <w:id w:val="1267500302"/>
+                <w:placeholder>
+                  <w:docPart w:val="7FA06ACD3D344B57B19B5BE6073B60A7"/>
+                </w:placeholder>
+                <w:showingPlcHdr/>
+                <w15:appearance w15:val="tags"/>
+                <w:text/>
+              </w:sdtPr>
+              <w:sdtEndPr/>
+              <w:sdtContent>
+                <w:r>
+                  <w:rPr>
+                    <w:rStyle w:val="af1"/>
+                    <w:lang w:val="uk-UA"/>
+                  </w:rPr>
+                  <w:t>Место для ввода текста.</w:t>
+                </w:r>
+              </w:sdtContent>
+            </w:sdt>
+            <w:r>
+              <w:rPr>
+                <w:b w:val="0"/>
+                <w:sz w:val="16"/>
+                <w:szCs w:val="16"/>
+                <w:lang w:val="uk-UA"/>
+              </w:rPr>
+              <w:t>р.</w:t>
+            </w:r>
+          </w:p>
+          <w:p>
+            <w:pPr>
+              <w:ind w:right="-108"/>
+              <w:rPr>
+                <w:b w:val="0"/>
+                <w:bCs w:val="0"/>
+                <w:sz w:val="16"/>
+                <w:szCs w:val="16"/>
+                <w:lang w:val="uk-UA"/>
+              </w:rPr>
+            </w:pPr>
+            <w:r>
+              <w:rPr>
+                <w:sz w:val="16"/>
+                <w:szCs w:val="16"/>
+                <w:lang w:val="uk-UA"/>
+              </w:rPr>
+              <w:t>Є платником</w:t>
+            </w:r>
+            <w:r>
+              <w:rPr>
+                <w:sz w:val="16"/>
+                <w:szCs w:val="16"/>
+              </w:rPr>
+              <w:t xml:space="preserve"> </w:t>
             </w:r>
             <w:sdt>
               <w:sdtPr>
@@ -6209,33 +6530,27 @@
                   <w:szCs w:val="16"/>
                   <w:lang w:val="uk-UA"/>
                 </w:rPr>
-                <w:alias w:val="CstAcc"/>
-                <w:tag w:val="CstAcc"/>
-                <w:id w:val="1488436807"/>
+                <w:alias w:val="CstVATType"/>
+                <w:tag w:val="CstVATType"/>
+                <w:id w:val="25303977"/>
                 <w:placeholder>
-                  <w:docPart w:val="79B2D67A9CA44A0DB79EBB47C4AECB0B"/>
+                  <w:docPart w:val="31D9FD751FD34194A01265496506F855"/>
                 </w:placeholder>
                 <w:showingPlcHdr/>
                 <w15:appearance w15:val="tags"/>
                 <w:text/>
               </w:sdtPr>
+              <w:sdtEndPr/>
               <w:sdtContent>
                 <w:r>
                   <w:rPr>
                     <w:rStyle w:val="af1"/>
+                    <w:lang w:val="uk-UA"/>
                   </w:rPr>
                   <w:t>Место для ввода текста.</w:t>
                 </w:r>
               </w:sdtContent>
             </w:sdt>
-            <w:r>
-              <w:rPr>
-                <w:sz w:val="16"/>
-                <w:szCs w:val="16"/>
-                <w:lang w:val="uk-UA"/>
-              </w:rPr>
-              <w:t xml:space="preserve"> р.</w:t>
-            </w:r>
           </w:p>
           <w:p>
             <w:pPr>
@@ -6274,64 +6589,11 @@
                 <w15:appearance w15:val="tags"/>
                 <w:text/>
               </w:sdtPr>
+              <w:sdtEndPr/>
               <w:sdtContent>
                 <w:r>
                   <w:rPr>
                     <w:rStyle w:val="af1"/>
-                  </w:rPr>
-                  <w:t>Место для ввода текста.</w:t>
-                </w:r>
-              </w:sdtContent>
-            </w:sdt>
-          </w:p>
-          <w:p>
-            <w:pPr>
-              <w:ind w:right="-108"/>
-              <w:rPr>
-                <w:b w:val="0"/>
-                <w:sz w:val="16"/>
-                <w:szCs w:val="16"/>
-              </w:rPr>
-            </w:pPr>
-            <w:r>
-              <w:rPr>
-                <w:sz w:val="16"/>
-                <w:szCs w:val="16"/>
-                <w:lang w:val="uk-UA"/>
-              </w:rPr>
-              <w:t>Є платником</w:t>
-            </w:r>
-            <w:r>
-              <w:rPr>
-                <w:sz w:val="16"/>
-                <w:szCs w:val="16"/>
-              </w:rPr>
-              <w:t xml:space="preserve"> </w:t>
-            </w:r>
-            <w:sdt>
-              <w:sdtPr>
-                <w:rPr>
-                  <w:b w:val="0"/>
-                  <w:bCs w:val="0"/>
-                  <w:sz w:val="16"/>
-                  <w:szCs w:val="16"/>
-                  <w:lang w:val="uk-UA"/>
-                </w:rPr>
-                <w:alias w:val="CstVATType"/>
-                <w:tag w:val="CstVATType"/>
-                <w:id w:val="25303977"/>
-                <w:placeholder>
-                  <w:docPart w:val="56809F6F8A7045DB81342A2D5DFE410B"/>
-                </w:placeholder>
-                <w:showingPlcHdr/>
-                <w15:appearance w15:val="tags"/>
-                <w:text/>
-              </w:sdtPr>
-              <w:sdtContent>
-                <w:r>
-                  <w:rPr>
-                    <w:rStyle w:val="af1"/>
-                    <w:lang w:val="uk-UA"/>
                   </w:rPr>
                   <w:t>Место для ввода текста.</w:t>
                 </w:r>
@@ -6545,8 +6807,8 @@
                   <w:pPr>
                     <w:rPr>
                       <w:color w:val="000000"/>
-                      <w:sz w:val="16"/>
-                      <w:szCs w:val="16"/>
+                      <w:sz w:val="18"/>
+                      <w:szCs w:val="18"/>
                     </w:rPr>
                   </w:pPr>
                   <w:r>
@@ -6568,12 +6830,11 @@
                   <w:sdt>
                     <w:sdtPr>
                       <w:rPr>
-                        <w:b w:val="0"/>
-                        <w:sz w:val="18"/>
-                        <w:szCs w:val="18"/>
+                        <w:sz w:val="16"/>
+                        <w:szCs w:val="16"/>
                       </w:rPr>
-                      <w:alias w:val="CstPerson"/>
-                      <w:tag w:val="CstPerson"/>
+                      <w:alias w:val="CstPerson1"/>
+                      <w:tag w:val="CstPerson1"/>
                       <w:id w:val="433098122"/>
                       <w:placeholder>
                         <w:docPart w:val="C1AD4A4DD9814AD1B118938A23B7C555"/>
@@ -6582,6 +6843,7 @@
                       <w15:appearance w15:val="tags"/>
                       <w:text/>
                     </w:sdtPr>
+                    <w:sdtEndPr/>
                     <w:sdtContent>
                       <w:r>
                         <w:rPr>
@@ -6600,15 +6862,6 @@
                     <w:t xml:space="preserve"> /</w:t>
                   </w:r>
                 </w:p>
-                <w:p>
-                  <w:pPr>
-                    <w:rPr>
-                      <w:color w:val="000000"/>
-                      <w:sz w:val="18"/>
-                      <w:szCs w:val="18"/>
-                    </w:rPr>
-                  </w:pPr>
-                </w:p>
               </w:tc>
             </w:tr>
           </w:tbl>
@@ -6621,7 +6874,6 @@
                 <w:sz w:val="16"/>
                 <w:szCs w:val="16"/>
                 <w:vertAlign w:val="superscript"/>
-                <w:lang w:val="en-US"/>
               </w:rPr>
             </w:pPr>
           </w:p>
@@ -6658,7 +6910,6 @@
                 <w:szCs w:val="16"/>
                 <w:lang w:val="uk-UA"/>
               </w:rPr>
-              <w:lastRenderedPageBreak/>
               <w:t>Супроводження Договору здійснює:</w:t>
             </w:r>
           </w:p>
@@ -6835,6 +7086,7 @@
                 <w15:appearance w15:val="tags"/>
                 <w:text/>
               </w:sdtPr>
+              <w:sdtEndPr/>
               <w:sdtContent>
                 <w:r>
                   <w:rPr>
@@ -6909,6 +7161,7 @@
                 <w15:appearance w15:val="tags"/>
                 <w:text/>
               </w:sdtPr>
+              <w:sdtEndPr/>
               <w:sdtContent>
                 <w:r>
                   <w:rPr>
@@ -6927,6 +7180,9 @@
         <w:pStyle w:val="ab"/>
         <w:ind w:left="0" w:right="-1" w:firstLine="0"/>
         <w:jc w:val="left"/>
+        <w:rPr>
+          <w:lang w:val="ru-RU"/>
+        </w:rPr>
         <w:sectPr>
           <w:headerReference w:type="default" r:id="rId8"/>
           <w:footerReference w:type="even" r:id="rId9"/>
@@ -6936,8 +7192,6 @@
           <w:cols w:space="709"/>
         </w:sectPr>
       </w:pPr>
-      <w:bookmarkStart w:id="4" w:name="_GoBack"/>
-      <w:bookmarkEnd w:id="4"/>
     </w:p>
     <w:p>
       <w:pPr>
@@ -10035,53 +10289,12 @@
                                 <w:szCs w:val="20"/>
                               </w:rPr>
                             </w:pPr>
-                            <w:proofErr w:type="spellStart"/>
                             <w:r>
                               <w:rPr>
                                 <w:sz w:val="20"/>
                                 <w:szCs w:val="20"/>
                               </w:rPr>
-                              <w:t>Загалом</w:t>
-                            </w:r>
-                            <w:proofErr w:type="spellEnd"/>
-                            <w:r>
-                              <w:rPr>
-                                <w:sz w:val="20"/>
-                                <w:szCs w:val="20"/>
-                              </w:rPr>
-                              <w:t xml:space="preserve"> до </w:t>
-                            </w:r>
-                            <w:proofErr w:type="spellStart"/>
-                            <w:r>
-                              <w:rPr>
-                                <w:sz w:val="20"/>
-                                <w:szCs w:val="20"/>
-                              </w:rPr>
-                              <w:t>сплати</w:t>
-                            </w:r>
-                            <w:proofErr w:type="spellEnd"/>
-                            <w:r>
-                              <w:rPr>
-                                <w:sz w:val="20"/>
-                                <w:szCs w:val="20"/>
-                              </w:rPr>
-                              <w:t>: ____________</w:t>
-                            </w:r>
-                            <w:proofErr w:type="gramStart"/>
-                            <w:r>
-                              <w:rPr>
-                                <w:sz w:val="20"/>
-                                <w:szCs w:val="20"/>
-                              </w:rPr>
-                              <w:t>_(</w:t>
-                            </w:r>
-                            <w:proofErr w:type="gramEnd"/>
-                            <w:r>
-                              <w:rPr>
-                                <w:sz w:val="20"/>
-                                <w:szCs w:val="20"/>
-                              </w:rPr>
-                              <w:t>__________________________________________) грн.____ коп.</w:t>
+                              <w:t>Загалом до сплати: _____________(__________________________________________) грн.____ коп.</w:t>
                             </w:r>
                           </w:p>
                           <w:p>
@@ -10095,223 +10308,13 @@
                                 <w:lang w:val="uk-UA"/>
                               </w:rPr>
                             </w:pPr>
-                            <w:proofErr w:type="spellStart"/>
                             <w:r>
                               <w:rPr>
                                 <w:sz w:val="20"/>
                                 <w:szCs w:val="20"/>
                               </w:rPr>
-                              <w:t>Підтверджуємо</w:t>
+                              <w:t>Підтверджуємо, що відомості у розрахунковому листі подано вірно, вказаний строк для сплати розрахункового листа нам відомий і повторного нагадування про строк сплати не потрібн</w:t>
                             </w:r>
-                            <w:proofErr w:type="spellEnd"/>
-                            <w:r>
-                              <w:rPr>
-                                <w:sz w:val="20"/>
-                                <w:szCs w:val="20"/>
-                              </w:rPr>
-                              <w:t xml:space="preserve">, </w:t>
-                            </w:r>
-                            <w:proofErr w:type="spellStart"/>
-                            <w:r>
-                              <w:rPr>
-                                <w:sz w:val="20"/>
-                                <w:szCs w:val="20"/>
-                              </w:rPr>
-                              <w:t>що</w:t>
-                            </w:r>
-                            <w:proofErr w:type="spellEnd"/>
-                            <w:r>
-                              <w:rPr>
-                                <w:sz w:val="20"/>
-                                <w:szCs w:val="20"/>
-                              </w:rPr>
-                              <w:t xml:space="preserve"> </w:t>
-                            </w:r>
-                            <w:proofErr w:type="spellStart"/>
-                            <w:r>
-                              <w:rPr>
-                                <w:sz w:val="20"/>
-                                <w:szCs w:val="20"/>
-                              </w:rPr>
-                              <w:t>відомості</w:t>
-                            </w:r>
-                            <w:proofErr w:type="spellEnd"/>
-                            <w:r>
-                              <w:rPr>
-                                <w:sz w:val="20"/>
-                                <w:szCs w:val="20"/>
-                              </w:rPr>
-                              <w:t xml:space="preserve"> у </w:t>
-                            </w:r>
-                            <w:proofErr w:type="spellStart"/>
-                            <w:r>
-                              <w:rPr>
-                                <w:sz w:val="20"/>
-                                <w:szCs w:val="20"/>
-                              </w:rPr>
-                              <w:t>розрахунковому</w:t>
-                            </w:r>
-                            <w:proofErr w:type="spellEnd"/>
-                            <w:r>
-                              <w:rPr>
-                                <w:sz w:val="20"/>
-                                <w:szCs w:val="20"/>
-                              </w:rPr>
-                              <w:t xml:space="preserve"> </w:t>
-                            </w:r>
-                            <w:proofErr w:type="spellStart"/>
-                            <w:r>
-                              <w:rPr>
-                                <w:sz w:val="20"/>
-                                <w:szCs w:val="20"/>
-                              </w:rPr>
-                              <w:t>листі</w:t>
-                            </w:r>
-                            <w:proofErr w:type="spellEnd"/>
-                            <w:r>
-                              <w:rPr>
-                                <w:sz w:val="20"/>
-                                <w:szCs w:val="20"/>
-                              </w:rPr>
-                              <w:t xml:space="preserve"> подано </w:t>
-                            </w:r>
-                            <w:proofErr w:type="spellStart"/>
-                            <w:r>
-                              <w:rPr>
-                                <w:sz w:val="20"/>
-                                <w:szCs w:val="20"/>
-                              </w:rPr>
-                              <w:t>вірно</w:t>
-                            </w:r>
-                            <w:proofErr w:type="spellEnd"/>
-                            <w:r>
-                              <w:rPr>
-                                <w:sz w:val="20"/>
-                                <w:szCs w:val="20"/>
-                              </w:rPr>
-                              <w:t xml:space="preserve">, </w:t>
-                            </w:r>
-                            <w:proofErr w:type="spellStart"/>
-                            <w:r>
-                              <w:rPr>
-                                <w:sz w:val="20"/>
-                                <w:szCs w:val="20"/>
-                              </w:rPr>
-                              <w:t>вказаний</w:t>
-                            </w:r>
-                            <w:proofErr w:type="spellEnd"/>
-                            <w:r>
-                              <w:rPr>
-                                <w:sz w:val="20"/>
-                                <w:szCs w:val="20"/>
-                              </w:rPr>
-                              <w:t xml:space="preserve"> строк для </w:t>
-                            </w:r>
-                            <w:proofErr w:type="spellStart"/>
-                            <w:r>
-                              <w:rPr>
-                                <w:sz w:val="20"/>
-                                <w:szCs w:val="20"/>
-                              </w:rPr>
-                              <w:t>сплати</w:t>
-                            </w:r>
-                            <w:proofErr w:type="spellEnd"/>
-                            <w:r>
-                              <w:rPr>
-                                <w:sz w:val="20"/>
-                                <w:szCs w:val="20"/>
-                              </w:rPr>
-                              <w:t xml:space="preserve"> </w:t>
-                            </w:r>
-                            <w:proofErr w:type="spellStart"/>
-                            <w:r>
-                              <w:rPr>
-                                <w:sz w:val="20"/>
-                                <w:szCs w:val="20"/>
-                              </w:rPr>
-                              <w:t>розрахункового</w:t>
-                            </w:r>
-                            <w:proofErr w:type="spellEnd"/>
-                            <w:r>
-                              <w:rPr>
-                                <w:sz w:val="20"/>
-                                <w:szCs w:val="20"/>
-                              </w:rPr>
-                              <w:t xml:space="preserve"> листа нам </w:t>
-                            </w:r>
-                            <w:proofErr w:type="spellStart"/>
-                            <w:r>
-                              <w:rPr>
-                                <w:sz w:val="20"/>
-                                <w:szCs w:val="20"/>
-                              </w:rPr>
-                              <w:t>відомий</w:t>
-                            </w:r>
-                            <w:proofErr w:type="spellEnd"/>
-                            <w:r>
-                              <w:rPr>
-                                <w:sz w:val="20"/>
-                                <w:szCs w:val="20"/>
-                              </w:rPr>
-                              <w:t xml:space="preserve"> і повторного </w:t>
-                            </w:r>
-                            <w:proofErr w:type="spellStart"/>
-                            <w:r>
-                              <w:rPr>
-                                <w:sz w:val="20"/>
-                                <w:szCs w:val="20"/>
-                              </w:rPr>
-                              <w:t>нагадування</w:t>
-                            </w:r>
-                            <w:proofErr w:type="spellEnd"/>
-                            <w:r>
-                              <w:rPr>
-                                <w:sz w:val="20"/>
-                                <w:szCs w:val="20"/>
-                              </w:rPr>
-                              <w:t xml:space="preserve"> </w:t>
-                            </w:r>
-                            <w:proofErr w:type="gramStart"/>
-                            <w:r>
-                              <w:rPr>
-                                <w:sz w:val="20"/>
-                                <w:szCs w:val="20"/>
-                              </w:rPr>
-                              <w:t>про строк</w:t>
-                            </w:r>
-                            <w:proofErr w:type="gramEnd"/>
-                            <w:r>
-                              <w:rPr>
-                                <w:sz w:val="20"/>
-                                <w:szCs w:val="20"/>
-                              </w:rPr>
-                              <w:t xml:space="preserve"> </w:t>
-                            </w:r>
-                            <w:proofErr w:type="spellStart"/>
-                            <w:r>
-                              <w:rPr>
-                                <w:sz w:val="20"/>
-                                <w:szCs w:val="20"/>
-                              </w:rPr>
-                              <w:t>сплати</w:t>
-                            </w:r>
-                            <w:proofErr w:type="spellEnd"/>
-                            <w:r>
-                              <w:rPr>
-                                <w:sz w:val="20"/>
-                                <w:szCs w:val="20"/>
-                              </w:rPr>
-                              <w:t xml:space="preserve"> не </w:t>
-                            </w:r>
-                            <w:proofErr w:type="spellStart"/>
-                            <w:r>
-                              <w:rPr>
-                                <w:sz w:val="20"/>
-                                <w:szCs w:val="20"/>
-                              </w:rPr>
-                              <w:t>потрібн</w:t>
-                            </w:r>
-                            <w:proofErr w:type="spellEnd"/>
                             <w:r>
                               <w:rPr>
                                 <w:sz w:val="20"/>
@@ -10460,29 +10463,7 @@
                                 <w:szCs w:val="20"/>
                                 <w:lang w:val="uk-UA"/>
                               </w:rPr>
-                              <w:t xml:space="preserve"> </w:t>
-                            </w:r>
-                            <w:proofErr w:type="spellStart"/>
-                            <w:r>
-                              <w:rPr>
-                                <w:b w:val="0"/>
-                                <w:bCs w:val="0"/>
-                                <w:sz w:val="20"/>
-                                <w:szCs w:val="20"/>
-                                <w:lang w:val="uk-UA"/>
-                              </w:rPr>
-                              <w:t>М.п</w:t>
-                            </w:r>
-                            <w:proofErr w:type="spellEnd"/>
-                            <w:r>
-                              <w:rPr>
-                                <w:b w:val="0"/>
-                                <w:bCs w:val="0"/>
-                                <w:sz w:val="20"/>
-                                <w:szCs w:val="20"/>
-                                <w:lang w:val="uk-UA"/>
-                              </w:rPr>
-                              <w:t>. підпис                 ПІБ                                                                               підпис                  ПІБ</w:t>
+                              <w:t xml:space="preserve"> М.п. підпис                 ПІБ                                                                               підпис                  ПІБ</w:t>
                             </w:r>
                           </w:p>
                           <w:p>
@@ -10558,53 +10539,12 @@
                           <w:szCs w:val="20"/>
                         </w:rPr>
                       </w:pPr>
-                      <w:proofErr w:type="spellStart"/>
                       <w:r>
                         <w:rPr>
                           <w:sz w:val="20"/>
                           <w:szCs w:val="20"/>
                         </w:rPr>
-                        <w:t>Загалом</w:t>
-                      </w:r>
-                      <w:proofErr w:type="spellEnd"/>
-                      <w:r>
-                        <w:rPr>
-                          <w:sz w:val="20"/>
-                          <w:szCs w:val="20"/>
-                        </w:rPr>
-                        <w:t xml:space="preserve"> до </w:t>
-                      </w:r>
-                      <w:proofErr w:type="spellStart"/>
-                      <w:r>
-                        <w:rPr>
-                          <w:sz w:val="20"/>
-                          <w:szCs w:val="20"/>
-                        </w:rPr>
-                        <w:t>сплати</w:t>
-                      </w:r>
-                      <w:proofErr w:type="spellEnd"/>
-                      <w:r>
-                        <w:rPr>
-                          <w:sz w:val="20"/>
-                          <w:szCs w:val="20"/>
-                        </w:rPr>
-                        <w:t>: ____________</w:t>
-                      </w:r>
-                      <w:proofErr w:type="gramStart"/>
-                      <w:r>
-                        <w:rPr>
-                          <w:sz w:val="20"/>
-                          <w:szCs w:val="20"/>
-                        </w:rPr>
-                        <w:t>_(</w:t>
-                      </w:r>
-                      <w:proofErr w:type="gramEnd"/>
-                      <w:r>
-                        <w:rPr>
-                          <w:sz w:val="20"/>
-                          <w:szCs w:val="20"/>
-                        </w:rPr>
-                        <w:t>__________________________________________) грн.____ коп.</w:t>
+                        <w:t>Загалом до сплати: _____________(__________________________________________) грн.____ коп.</w:t>
                       </w:r>
                     </w:p>
                     <w:p>
@@ -10618,223 +10558,13 @@
                           <w:lang w:val="uk-UA"/>
                         </w:rPr>
                       </w:pPr>
-                      <w:proofErr w:type="spellStart"/>
                       <w:r>
                         <w:rPr>
                           <w:sz w:val="20"/>
                           <w:szCs w:val="20"/>
                         </w:rPr>
-                        <w:t>Підтверджуємо</w:t>
+                        <w:t>Підтверджуємо, що відомості у розрахунковому листі подано вірно, вказаний строк для сплати розрахункового листа нам відомий і повторного нагадування про строк сплати не потрібн</w:t>
                       </w:r>
-                      <w:proofErr w:type="spellEnd"/>
-                      <w:r>
-                        <w:rPr>
-                          <w:sz w:val="20"/>
-                          <w:szCs w:val="20"/>
-                        </w:rPr>
-                        <w:t xml:space="preserve">, </w:t>
-                      </w:r>
-                      <w:proofErr w:type="spellStart"/>
-                      <w:r>
-                        <w:rPr>
-                          <w:sz w:val="20"/>
-                          <w:szCs w:val="20"/>
-                        </w:rPr>
-                        <w:t>що</w:t>
-                      </w:r>
-                      <w:proofErr w:type="spellEnd"/>
-                      <w:r>
-                        <w:rPr>
-                          <w:sz w:val="20"/>
-                          <w:szCs w:val="20"/>
-                        </w:rPr>
-                        <w:t xml:space="preserve"> </w:t>
-                      </w:r>
-                      <w:proofErr w:type="spellStart"/>
-                      <w:r>
-                        <w:rPr>
-                          <w:sz w:val="20"/>
-                          <w:szCs w:val="20"/>
-                        </w:rPr>
-                        <w:t>відомості</w:t>
-                      </w:r>
-                      <w:proofErr w:type="spellEnd"/>
-                      <w:r>
-                        <w:rPr>
-                          <w:sz w:val="20"/>
-                          <w:szCs w:val="20"/>
-                        </w:rPr>
-                        <w:t xml:space="preserve"> у </w:t>
-                      </w:r>
-                      <w:proofErr w:type="spellStart"/>
-                      <w:r>
-                        <w:rPr>
-                          <w:sz w:val="20"/>
-                          <w:szCs w:val="20"/>
-                        </w:rPr>
-                        <w:t>розрахунковому</w:t>
-                      </w:r>
-                      <w:proofErr w:type="spellEnd"/>
-                      <w:r>
-                        <w:rPr>
-                          <w:sz w:val="20"/>
-                          <w:szCs w:val="20"/>
-                        </w:rPr>
-                        <w:t xml:space="preserve"> </w:t>
-                      </w:r>
-                      <w:proofErr w:type="spellStart"/>
-                      <w:r>
-                        <w:rPr>
-                          <w:sz w:val="20"/>
-                          <w:szCs w:val="20"/>
-                        </w:rPr>
-                        <w:t>листі</w:t>
-                      </w:r>
-                      <w:proofErr w:type="spellEnd"/>
-                      <w:r>
-                        <w:rPr>
-                          <w:sz w:val="20"/>
-                          <w:szCs w:val="20"/>
-                        </w:rPr>
-                        <w:t xml:space="preserve"> подано </w:t>
-                      </w:r>
-                      <w:proofErr w:type="spellStart"/>
-                      <w:r>
-                        <w:rPr>
-                          <w:sz w:val="20"/>
-                          <w:szCs w:val="20"/>
-                        </w:rPr>
-                        <w:t>вірно</w:t>
-                      </w:r>
-                      <w:proofErr w:type="spellEnd"/>
-                      <w:r>
-                        <w:rPr>
-                          <w:sz w:val="20"/>
-                          <w:szCs w:val="20"/>
-                        </w:rPr>
-                        <w:t xml:space="preserve">, </w:t>
-                      </w:r>
-                      <w:proofErr w:type="spellStart"/>
-                      <w:r>
-                        <w:rPr>
-                          <w:sz w:val="20"/>
-                          <w:szCs w:val="20"/>
-                        </w:rPr>
-                        <w:t>вказаний</w:t>
-                      </w:r>
-                      <w:proofErr w:type="spellEnd"/>
-                      <w:r>
-                        <w:rPr>
-                          <w:sz w:val="20"/>
-                          <w:szCs w:val="20"/>
-                        </w:rPr>
-                        <w:t xml:space="preserve"> строк для </w:t>
-                      </w:r>
-                      <w:proofErr w:type="spellStart"/>
-                      <w:r>
-                        <w:rPr>
-                          <w:sz w:val="20"/>
-                          <w:szCs w:val="20"/>
-                        </w:rPr>
-                        <w:t>сплати</w:t>
-                      </w:r>
-                      <w:proofErr w:type="spellEnd"/>
-                      <w:r>
-                        <w:rPr>
-                          <w:sz w:val="20"/>
-                          <w:szCs w:val="20"/>
-                        </w:rPr>
-                        <w:t xml:space="preserve"> </w:t>
-                      </w:r>
-                      <w:proofErr w:type="spellStart"/>
-                      <w:r>
-                        <w:rPr>
-                          <w:sz w:val="20"/>
-                          <w:szCs w:val="20"/>
-                        </w:rPr>
-                        <w:t>розрахункового</w:t>
-                      </w:r>
-                      <w:proofErr w:type="spellEnd"/>
-                      <w:r>
-                        <w:rPr>
-                          <w:sz w:val="20"/>
-                          <w:szCs w:val="20"/>
-                        </w:rPr>
-                        <w:t xml:space="preserve"> листа нам </w:t>
-                      </w:r>
-                      <w:proofErr w:type="spellStart"/>
-                      <w:r>
-                        <w:rPr>
-                          <w:sz w:val="20"/>
-                          <w:szCs w:val="20"/>
-                        </w:rPr>
-                        <w:t>відомий</w:t>
-                      </w:r>
-                      <w:proofErr w:type="spellEnd"/>
-                      <w:r>
-                        <w:rPr>
-                          <w:sz w:val="20"/>
-                          <w:szCs w:val="20"/>
-                        </w:rPr>
-                        <w:t xml:space="preserve"> і повторного </w:t>
-                      </w:r>
-                      <w:proofErr w:type="spellStart"/>
-                      <w:r>
-                        <w:rPr>
-                          <w:sz w:val="20"/>
-                          <w:szCs w:val="20"/>
-                        </w:rPr>
-                        <w:t>нагадування</w:t>
-                      </w:r>
-                      <w:proofErr w:type="spellEnd"/>
-                      <w:r>
-                        <w:rPr>
-                          <w:sz w:val="20"/>
-                          <w:szCs w:val="20"/>
-                        </w:rPr>
-                        <w:t xml:space="preserve"> </w:t>
-                      </w:r>
-                      <w:proofErr w:type="gramStart"/>
-                      <w:r>
-                        <w:rPr>
-                          <w:sz w:val="20"/>
-                          <w:szCs w:val="20"/>
-                        </w:rPr>
-                        <w:t>про строк</w:t>
-                      </w:r>
-                      <w:proofErr w:type="gramEnd"/>
-                      <w:r>
-                        <w:rPr>
-                          <w:sz w:val="20"/>
-                          <w:szCs w:val="20"/>
-                        </w:rPr>
-                        <w:t xml:space="preserve"> </w:t>
-                      </w:r>
-                      <w:proofErr w:type="spellStart"/>
-                      <w:r>
-                        <w:rPr>
-                          <w:sz w:val="20"/>
-                          <w:szCs w:val="20"/>
-                        </w:rPr>
-                        <w:t>сплати</w:t>
-                      </w:r>
-                      <w:proofErr w:type="spellEnd"/>
-                      <w:r>
-                        <w:rPr>
-                          <w:sz w:val="20"/>
-                          <w:szCs w:val="20"/>
-                        </w:rPr>
-                        <w:t xml:space="preserve"> не </w:t>
-                      </w:r>
-                      <w:proofErr w:type="spellStart"/>
-                      <w:r>
-                        <w:rPr>
-                          <w:sz w:val="20"/>
-                          <w:szCs w:val="20"/>
-                        </w:rPr>
-                        <w:t>потрібн</w:t>
-                      </w:r>
-                      <w:proofErr w:type="spellEnd"/>
                       <w:r>
                         <w:rPr>
                           <w:sz w:val="20"/>
@@ -10983,29 +10713,7 @@
                           <w:szCs w:val="20"/>
                           <w:lang w:val="uk-UA"/>
                         </w:rPr>
-                        <w:t xml:space="preserve"> </w:t>
-                      </w:r>
-                      <w:proofErr w:type="spellStart"/>
-                      <w:r>
-                        <w:rPr>
-                          <w:b w:val="0"/>
-                          <w:bCs w:val="0"/>
-                          <w:sz w:val="20"/>
-                          <w:szCs w:val="20"/>
-                          <w:lang w:val="uk-UA"/>
-                        </w:rPr>
-                        <w:t>М.п</w:t>
-                      </w:r>
-                      <w:proofErr w:type="spellEnd"/>
-                      <w:r>
-                        <w:rPr>
-                          <w:b w:val="0"/>
-                          <w:bCs w:val="0"/>
-                          <w:sz w:val="20"/>
-                          <w:szCs w:val="20"/>
-                          <w:lang w:val="uk-UA"/>
-                        </w:rPr>
-                        <w:t>. підпис                 ПІБ                                                                               підпис                  ПІБ</w:t>
+                        <w:t xml:space="preserve"> М.п. підпис                 ПІБ                                                                               підпис                  ПІБ</w:t>
                       </w:r>
                     </w:p>
                     <w:p>
@@ -19272,7 +18980,21 @@
               <w:sz w:val="18"/>
               <w:szCs w:val="18"/>
             </w:rPr>
-            <w:t>___ /___________________/</w:t>
+            <w:t>___ /</w:t>
+          </w:r>
+          <w:r>
+            <w:rPr>
+              <w:sz w:val="18"/>
+              <w:szCs w:val="18"/>
+            </w:rPr>
+            <w:t xml:space="preserve">                                        </w:t>
+          </w:r>
+          <w:r>
+            <w:rPr>
+              <w:sz w:val="18"/>
+              <w:szCs w:val="18"/>
+            </w:rPr>
+            <w:t>/</w:t>
           </w:r>
         </w:p>
         <w:p>
@@ -20146,6 +19868,7 @@
     <w:lsdException w:name="HTML Sample" w:semiHidden="1" w:unhideWhenUsed="1"/>
     <w:lsdException w:name="HTML Typewriter" w:semiHidden="1" w:unhideWhenUsed="1"/>
     <w:lsdException w:name="HTML Variable" w:semiHidden="1" w:unhideWhenUsed="1"/>
+    <w:lsdException w:name="Normal Table" w:semiHidden="1" w:unhideWhenUsed="1"/>
     <w:lsdException w:name="annotation subject" w:semiHidden="1" w:unhideWhenUsed="1"/>
     <w:lsdException w:name="No List" w:semiHidden="1" w:unhideWhenUsed="1"/>
     <w:lsdException w:name="Outline List 1" w:semiHidden="1" w:unhideWhenUsed="1"/>
@@ -20189,8 +19912,10 @@
     <w:lsdException w:name="Table Elegant" w:semiHidden="1" w:unhideWhenUsed="1"/>
     <w:lsdException w:name="Table Professional" w:semiHidden="1" w:unhideWhenUsed="1"/>
     <w:lsdException w:name="Table Subtle 1" w:semiHidden="1" w:unhideWhenUsed="1"/>
+    <w:lsdException w:name="Table Subtle 2" w:semiHidden="1" w:unhideWhenUsed="1"/>
     <w:lsdException w:name="Table Web 1" w:semiHidden="1" w:unhideWhenUsed="1"/>
     <w:lsdException w:name="Table Web 2" w:semiHidden="1" w:unhideWhenUsed="1"/>
+    <w:lsdException w:name="Table Web 3" w:semiHidden="1" w:unhideWhenUsed="1"/>
     <w:lsdException w:name="Table Grid" w:uiPriority="59"/>
     <w:lsdException w:name="Table Theme" w:semiHidden="1" w:unhideWhenUsed="1"/>
     <w:lsdException w:name="Placeholder Text" w:semiHidden="1" w:uiPriority="99"/>
@@ -21378,64 +21103,6 @@
     </w:docPart>
     <w:docPart>
       <w:docPartPr>
-        <w:name w:val="AD12FB5194F74AD3A43D896151648A20"/>
-        <w:category>
-          <w:name w:val="Общие"/>
-          <w:gallery w:val="placeholder"/>
-        </w:category>
-        <w:types>
-          <w:type w:val="bbPlcHdr"/>
-        </w:types>
-        <w:behaviors>
-          <w:behavior w:val="content"/>
-        </w:behaviors>
-        <w:guid w:val="{E44B2A89-A03E-4987-A7CB-296C6AEE1F95}"/>
-      </w:docPartPr>
-      <w:docPartBody>
-        <w:p>
-          <w:pPr>
-            <w:pStyle w:val="AD12FB5194F74AD3A43D896151648A20"/>
-          </w:pPr>
-          <w:r>
-            <w:rPr>
-              <w:rStyle w:val="a3"/>
-            </w:rPr>
-            <w:t>Место для ввода текста.</w:t>
-          </w:r>
-        </w:p>
-      </w:docPartBody>
-    </w:docPart>
-    <w:docPart>
-      <w:docPartPr>
-        <w:name w:val="79B2D67A9CA44A0DB79EBB47C4AECB0B"/>
-        <w:category>
-          <w:name w:val="Общие"/>
-          <w:gallery w:val="placeholder"/>
-        </w:category>
-        <w:types>
-          <w:type w:val="bbPlcHdr"/>
-        </w:types>
-        <w:behaviors>
-          <w:behavior w:val="content"/>
-        </w:behaviors>
-        <w:guid w:val="{C276E482-866A-43D9-80F4-478955C8DEA6}"/>
-      </w:docPartPr>
-      <w:docPartBody>
-        <w:p>
-          <w:pPr>
-            <w:pStyle w:val="79B2D67A9CA44A0DB79EBB47C4AECB0B"/>
-          </w:pPr>
-          <w:r>
-            <w:rPr>
-              <w:rStyle w:val="a3"/>
-            </w:rPr>
-            <w:t>Место для ввода текста.</w:t>
-          </w:r>
-        </w:p>
-      </w:docPartBody>
-    </w:docPart>
-    <w:docPart>
-      <w:docPartPr>
         <w:name w:val="4B590E87902C4621A62EC719C801B6D2"/>
         <w:category>
           <w:name w:val="Общие"/>
@@ -21457,36 +21124,6 @@
           <w:r>
             <w:rPr>
               <w:rStyle w:val="a3"/>
-            </w:rPr>
-            <w:t>Место для ввода текста.</w:t>
-          </w:r>
-        </w:p>
-      </w:docPartBody>
-    </w:docPart>
-    <w:docPart>
-      <w:docPartPr>
-        <w:name w:val="56809F6F8A7045DB81342A2D5DFE410B"/>
-        <w:category>
-          <w:name w:val="Общие"/>
-          <w:gallery w:val="placeholder"/>
-        </w:category>
-        <w:types>
-          <w:type w:val="bbPlcHdr"/>
-        </w:types>
-        <w:behaviors>
-          <w:behavior w:val="content"/>
-        </w:behaviors>
-        <w:guid w:val="{653DB781-C7E4-4F77-985D-451D043491CF}"/>
-      </w:docPartPr>
-      <w:docPartBody>
-        <w:p>
-          <w:pPr>
-            <w:pStyle w:val="56809F6F8A7045DB81342A2D5DFE410B"/>
-          </w:pPr>
-          <w:r>
-            <w:rPr>
-              <w:rStyle w:val="a3"/>
-              <w:lang w:val="uk-UA"/>
             </w:rPr>
             <w:t>Место для ввода текста.</w:t>
           </w:r>
@@ -21580,6 +21217,92 @@
         </w:p>
       </w:docPartBody>
     </w:docPart>
+    <w:docPart>
+      <w:docPartPr>
+        <w:name w:val="7FA06ACD3D344B57B19B5BE6073B60A7"/>
+        <w:category>
+          <w:name w:val="Общие"/>
+          <w:gallery w:val="placeholder"/>
+        </w:category>
+        <w:types>
+          <w:type w:val="bbPlcHdr"/>
+        </w:types>
+        <w:behaviors>
+          <w:behavior w:val="content"/>
+        </w:behaviors>
+        <w:guid w:val="{BF4BB0EB-FD6D-4093-BAC4-9D1E41E0C844}"/>
+      </w:docPartPr>
+      <w:docPartBody>
+        <w:p>
+          <w:pPr>
+            <w:pStyle w:val="7FA06ACD3D344B57B19B5BE6073B60A7"/>
+          </w:pPr>
+          <w:r>
+            <w:rPr>
+              <w:rStyle w:val="a3"/>
+              <w:lang w:val="uk-UA"/>
+            </w:rPr>
+            <w:t>Место для ввода текста.</w:t>
+          </w:r>
+        </w:p>
+      </w:docPartBody>
+    </w:docPart>
+    <w:docPart>
+      <w:docPartPr>
+        <w:name w:val="31D9FD751FD34194A01265496506F855"/>
+        <w:category>
+          <w:name w:val="Общие"/>
+          <w:gallery w:val="placeholder"/>
+        </w:category>
+        <w:types>
+          <w:type w:val="bbPlcHdr"/>
+        </w:types>
+        <w:behaviors>
+          <w:behavior w:val="content"/>
+        </w:behaviors>
+        <w:guid w:val="{F3313A33-FAA6-420A-85CD-D42735D5399C}"/>
+      </w:docPartPr>
+      <w:docPartBody>
+        <w:p>
+          <w:pPr>
+            <w:pStyle w:val="31D9FD751FD34194A01265496506F855"/>
+          </w:pPr>
+          <w:r>
+            <w:rPr>
+              <w:rStyle w:val="a3"/>
+              <w:lang w:val="uk-UA"/>
+            </w:rPr>
+            <w:t>Место для ввода текста.</w:t>
+          </w:r>
+        </w:p>
+      </w:docPartBody>
+    </w:docPart>
+    <w:docPart>
+      <w:docPartPr>
+        <w:name w:val="DefaultPlaceholder_-1854013436"/>
+        <w:category>
+          <w:name w:val="Общие"/>
+          <w:gallery w:val="placeholder"/>
+        </w:category>
+        <w:types>
+          <w:type w:val="bbPlcHdr"/>
+        </w:types>
+        <w:behaviors>
+          <w:behavior w:val="content"/>
+        </w:behaviors>
+        <w:guid w:val="{73108E30-DE06-4790-BBE4-9957D79159B8}"/>
+      </w:docPartPr>
+      <w:docPartBody>
+        <w:p>
+          <w:r>
+            <w:rPr>
+              <w:rStyle w:val="a3"/>
+            </w:rPr>
+            <w:t>Выберите стандартный блок.</w:t>
+          </w:r>
+        </w:p>
+      </w:docPartBody>
+    </w:docPart>
   </w:docParts>
 </w:glossaryDocument>
 </file>
@@ -21669,8 +21392,13 @@
   </w:compat>
   <w:rsids>
     <w:rsidRoot w:val="0059506E"/>
+    <w:rsid w:val="005867A9"/>
     <w:rsid w:val="0059506E"/>
+    <w:rsid w:val="005F22E1"/>
     <w:rsid w:val="006C40A7"/>
+    <w:rsid w:val="00E75355"/>
+    <w:rsid w:val="00F32928"/>
+    <w:rsid w:val="00FC1941"/>
   </w:rsids>
   <m:mathPr>
     <m:mathFont m:val="Cambria Math"/>
@@ -22123,7 +21851,7 @@
     <w:basedOn w:val="a0"/>
     <w:uiPriority w:val="99"/>
     <w:semiHidden/>
-    <w:rsid w:val="0059506E"/>
+    <w:rsid w:val="005867A9"/>
     <w:rPr>
       <w:color w:val="808080"/>
     </w:rPr>
@@ -22223,6 +21951,18 @@
   <w:style w:type="paragraph" w:customStyle="1" w:styleId="2E905DFECFE24E58B71685DCF8C51DE3">
     <w:name w:val="2E905DFECFE24E58B71685DCF8C51DE3"/>
     <w:rsid w:val="0059506E"/>
+  </w:style>
+  <w:style w:type="paragraph" w:customStyle="1" w:styleId="7FA06ACD3D344B57B19B5BE6073B60A7">
+    <w:name w:val="7FA06ACD3D344B57B19B5BE6073B60A7"/>
+    <w:rsid w:val="00F32928"/>
+  </w:style>
+  <w:style w:type="paragraph" w:customStyle="1" w:styleId="31D9FD751FD34194A01265496506F855">
+    <w:name w:val="31D9FD751FD34194A01265496506F855"/>
+    <w:rsid w:val="00FC1941"/>
+  </w:style>
+  <w:style w:type="paragraph" w:customStyle="1" w:styleId="751168F4D8804301A3A98EE9D99E85FA">
+    <w:name w:val="751168F4D8804301A3A98EE9D99E85FA"/>
+    <w:rsid w:val="00FC1941"/>
   </w:style>
 </w:styles>
 </file>
